--- a/paragraflar/SQB_milliy_MHXS.docx
+++ b/paragraflar/SQB_milliy_MHXS.docx
@@ -1099,7 +1099,7 @@
         </w:rPr>
         <w:drawing>
           <wp:inline distT="0" distB="0" distL="0" distR="0">
-            <wp:extent cx="5400000" cy="2700000"/>
+            <wp:extent cx="5760000" cy="2880000"/>
             <wp:effectExtent l="0" t="0" r="0" b="0"/>
             <wp:docPr id="1001" name="1-rasm"/>
             <wp:cNvGraphicFramePr/>
@@ -1163,7 +1163,7 @@
         </w:rPr>
         <w:drawing>
           <wp:inline distT="0" distB="0" distL="0" distR="0">
-            <wp:extent cx="5400000" cy="2700000"/>
+            <wp:extent cx="5760000" cy="2880000"/>
             <wp:effectExtent l="0" t="0" r="0" b="0"/>
             <wp:docPr id="1002" name="2-rasm"/>
             <wp:cNvGraphicFramePr/>
@@ -1732,7 +1732,7 @@
         </w:rPr>
         <w:drawing>
           <wp:inline distT="0" distB="0" distL="0" distR="0">
-            <wp:extent cx="5400000" cy="2700000"/>
+            <wp:extent cx="5760000" cy="2880000"/>
             <wp:effectExtent l="0" t="0" r="0" b="0"/>
             <wp:docPr id="1003" name="3-rasm"/>
             <wp:cNvGraphicFramePr/>
@@ -3053,7 +3053,7 @@
         <c:numFmt formatCode="General" sourceLinked="0"/>
         <c:majorTickMark val="none"/>
         <c:minorTickMark val="none"/>
-        <c:tickLblPos val="nextTo"/>
+        <c:tickLblPos val="low"/>
         <c:spPr>
           <a:ln w="9525">
             <a:solidFill>
@@ -3160,7 +3160,7 @@
         </c:txPr>
         <c:crossAx val="111"/>
         <c:crosses val="autoZero"/>
-        <c:crossBetween val="midCat"/>
+        <c:crossBetween val="between"/>
         <c:majorUnit val="10"/>
       </c:valAx>
       <c:spPr>
@@ -3438,7 +3438,7 @@
         <c:numFmt formatCode="General" sourceLinked="0"/>
         <c:majorTickMark val="none"/>
         <c:minorTickMark val="none"/>
-        <c:tickLblPos val="nextTo"/>
+        <c:tickLblPos val="low"/>
         <c:spPr>
           <a:ln w="9525">
             <a:solidFill>
@@ -3545,7 +3545,7 @@
         </c:txPr>
         <c:crossAx val="111"/>
         <c:crosses val="autoZero"/>
-        <c:crossBetween val="midCat"/>
+        <c:crossBetween val="between"/>
         <c:majorUnit val="2"/>
       </c:valAx>
       <c:spPr>
@@ -3902,7 +3902,7 @@
         <c:numFmt formatCode="General" sourceLinked="0"/>
         <c:majorTickMark val="none"/>
         <c:minorTickMark val="none"/>
-        <c:tickLblPos val="nextTo"/>
+        <c:tickLblPos val="low"/>
         <c:spPr>
           <a:ln w="9525">
             <a:solidFill>
@@ -4009,7 +4009,7 @@
         </c:txPr>
         <c:crossAx val="111"/>
         <c:crosses val="autoZero"/>
-        <c:crossBetween val="midCat"/>
+        <c:crossBetween val="between"/>
         <c:majorUnit val="20"/>
       </c:valAx>
       <c:spPr>

--- a/paragraflar/SQB_milliy_MHXS.docx
+++ b/paragraflar/SQB_milliy_MHXS.docx
@@ -3062,7 +3062,7 @@
           </a:ln>
         </c:spPr>
         <c:txPr>
-          <a:bodyPr/>
+          <a:bodyPr rot="0" vert="horz"/>
           <a:lstStyle/>
           <a:p>
             <a:pPr>
@@ -3082,6 +3082,7 @@
         <c:auto val="1"/>
         <c:lblAlgn val="ctr"/>
         <c:lblOffset val="100"/>
+        <c:tickLblSkip val="1"/>
         <c:noMultiLvlLbl val="0"/>
       </c:catAx>
       <c:valAx>
@@ -3447,7 +3448,7 @@
           </a:ln>
         </c:spPr>
         <c:txPr>
-          <a:bodyPr/>
+          <a:bodyPr rot="0" vert="horz"/>
           <a:lstStyle/>
           <a:p>
             <a:pPr>
@@ -3467,6 +3468,7 @@
         <c:auto val="1"/>
         <c:lblAlgn val="ctr"/>
         <c:lblOffset val="100"/>
+        <c:tickLblSkip val="1"/>
         <c:noMultiLvlLbl val="0"/>
       </c:catAx>
       <c:valAx>
@@ -3911,7 +3913,7 @@
           </a:ln>
         </c:spPr>
         <c:txPr>
-          <a:bodyPr/>
+          <a:bodyPr rot="0" vert="horz"/>
           <a:lstStyle/>
           <a:p>
             <a:pPr>
@@ -3931,6 +3933,7 @@
         <c:auto val="1"/>
         <c:lblAlgn val="ctr"/>
         <c:lblOffset val="100"/>
+        <c:tickLblSkip val="1"/>
         <c:noMultiLvlLbl val="0"/>
       </c:catAx>
       <c:valAx>
